--- a/W26_AIGC_5005_MidTerm_Project.docx
+++ b/W26_AIGC_5005_MidTerm_Project.docx
@@ -338,6 +338,9 @@
           <w:pPr>
             <w:pStyle w:val="TOC1"/>
             <w:rPr>
+              <w:rFonts w:asciiTheme="minorHAnsi" w:hAnsiTheme="minorHAnsi" w:cstheme="minorBidi"/>
+              <w:b w:val="0"/>
+              <w:bCs w:val="0"/>
               <w:kern w:val="2"/>
               <w:sz w:val="24"/>
               <w:szCs w:val="24"/>
@@ -363,12 +366,10 @@
             </w:rPr>
             <w:fldChar w:fldCharType="separate"/>
           </w:r>
-          <w:hyperlink w:anchor="_Toc225115930" w:history="1">
+          <w:hyperlink w:anchor="_Toc225118716" w:history="1">
             <w:r>
               <w:rPr>
                 <w:rStyle w:val="Hyperlink"/>
-                <w:b w:val="0"/>
-                <w:bCs w:val="0"/>
               </w:rPr>
               <w:t>1. Introduction</w:t>
             </w:r>
@@ -388,7 +389,7 @@
               <w:rPr>
                 <w:webHidden/>
               </w:rPr>
-              <w:instrText xml:space="preserve"> PAGEREF _Toc225115930 \h </w:instrText>
+              <w:instrText xml:space="preserve"> PAGEREF _Toc225118716 \h </w:instrText>
             </w:r>
             <w:r>
               <w:rPr>
@@ -419,6 +420,9 @@
           <w:pPr>
             <w:pStyle w:val="TOC1"/>
             <w:rPr>
+              <w:rFonts w:asciiTheme="minorHAnsi" w:hAnsiTheme="minorHAnsi" w:cstheme="minorBidi"/>
+              <w:b w:val="0"/>
+              <w:bCs w:val="0"/>
               <w:kern w:val="2"/>
               <w:sz w:val="24"/>
               <w:szCs w:val="24"/>
@@ -426,7 +430,7 @@
               <w14:ligatures w14:val="standardContextual"/>
             </w:rPr>
           </w:pPr>
-          <w:hyperlink w:anchor="_Toc225115931" w:history="1">
+          <w:hyperlink w:anchor="_Toc225118717" w:history="1">
             <w:r>
               <w:rPr>
                 <w:rStyle w:val="Hyperlink"/>
@@ -449,7 +453,7 @@
               <w:rPr>
                 <w:webHidden/>
               </w:rPr>
-              <w:instrText xml:space="preserve"> PAGEREF _Toc225115931 \h </w:instrText>
+              <w:instrText xml:space="preserve"> PAGEREF _Toc225118717 \h </w:instrText>
             </w:r>
             <w:r>
               <w:rPr>
@@ -480,8 +484,7 @@
           <w:pPr>
             <w:pStyle w:val="TOC2"/>
             <w:rPr>
-              <w:i/>
-              <w:iCs/>
+              <w:rFonts w:asciiTheme="minorHAnsi" w:hAnsiTheme="minorHAnsi" w:cstheme="minorBidi"/>
               <w:kern w:val="2"/>
               <w:sz w:val="24"/>
               <w:szCs w:val="24"/>
@@ -489,66 +492,50 @@
               <w14:ligatures w14:val="standardContextual"/>
             </w:rPr>
           </w:pPr>
-          <w:hyperlink w:anchor="_Toc225115932" w:history="1">
+          <w:hyperlink w:anchor="_Toc225118718" w:history="1">
             <w:r>
               <w:rPr>
                 <w:rStyle w:val="Hyperlink"/>
-                <w:i/>
-                <w:iCs/>
               </w:rPr>
               <w:t>2.1 – Dataset Overview</w:t>
             </w:r>
             <w:r>
               <w:rPr>
-                <w:i/>
-                <w:iCs/>
                 <w:webHidden/>
               </w:rPr>
               <w:tab/>
             </w:r>
             <w:r>
               <w:rPr>
-                <w:i/>
-                <w:iCs/>
                 <w:webHidden/>
               </w:rPr>
               <w:fldChar w:fldCharType="begin"/>
             </w:r>
             <w:r>
               <w:rPr>
-                <w:i/>
-                <w:iCs/>
                 <w:webHidden/>
               </w:rPr>
-              <w:instrText xml:space="preserve"> PAGEREF _Toc225115932 \h </w:instrText>
-            </w:r>
-            <w:r>
-              <w:rPr>
-                <w:i/>
-                <w:iCs/>
+              <w:instrText xml:space="preserve"> PAGEREF _Toc225118718 \h </w:instrText>
+            </w:r>
+            <w:r>
+              <w:rPr>
                 <w:webHidden/>
               </w:rPr>
             </w:r>
             <w:r>
               <w:rPr>
-                <w:i/>
-                <w:iCs/>
                 <w:webHidden/>
               </w:rPr>
               <w:fldChar w:fldCharType="separate"/>
             </w:r>
             <w:r>
               <w:rPr>
-                <w:i/>
-                <w:iCs/>
                 <w:webHidden/>
               </w:rPr>
               <w:t>3</w:t>
             </w:r>
             <w:r>
               <w:rPr>
-                <w:i/>
-                <w:iCs/>
                 <w:webHidden/>
               </w:rPr>
               <w:fldChar w:fldCharType="end"/>
@@ -559,6 +546,7 @@
           <w:pPr>
             <w:pStyle w:val="TOC2"/>
             <w:rPr>
+              <w:rFonts w:asciiTheme="minorHAnsi" w:hAnsiTheme="minorHAnsi" w:cstheme="minorBidi"/>
               <w:kern w:val="2"/>
               <w:sz w:val="24"/>
               <w:szCs w:val="24"/>
@@ -566,7 +554,7 @@
               <w14:ligatures w14:val="standardContextual"/>
             </w:rPr>
           </w:pPr>
-          <w:hyperlink w:anchor="_Toc225115933" w:history="1">
+          <w:hyperlink w:anchor="_Toc225118719" w:history="1">
             <w:r>
               <w:rPr>
                 <w:rStyle w:val="Hyperlink"/>
@@ -589,7 +577,7 @@
               <w:rPr>
                 <w:webHidden/>
               </w:rPr>
-              <w:instrText xml:space="preserve"> PAGEREF _Toc225115933 \h </w:instrText>
+              <w:instrText xml:space="preserve"> PAGEREF _Toc225118719 \h </w:instrText>
             </w:r>
             <w:r>
               <w:rPr>
@@ -631,7 +619,7 @@
               <w14:ligatures w14:val="standardContextual"/>
             </w:rPr>
           </w:pPr>
-          <w:hyperlink w:anchor="_Toc225115934" w:history="1">
+          <w:hyperlink w:anchor="_Toc225118720" w:history="1">
             <w:r>
               <w:rPr>
                 <w:rStyle w:val="Hyperlink"/>
@@ -659,7 +647,7 @@
                 <w:noProof/>
                 <w:webHidden/>
               </w:rPr>
-              <w:instrText xml:space="preserve"> PAGEREF _Toc225115934 \h </w:instrText>
+              <w:instrText xml:space="preserve"> PAGEREF _Toc225118720 \h </w:instrText>
             </w:r>
             <w:r>
               <w:rPr>
@@ -705,7 +693,7 @@
               <w14:ligatures w14:val="standardContextual"/>
             </w:rPr>
           </w:pPr>
-          <w:hyperlink w:anchor="_Toc225115935" w:history="1">
+          <w:hyperlink w:anchor="_Toc225118721" w:history="1">
             <w:r>
               <w:rPr>
                 <w:rStyle w:val="Hyperlink"/>
@@ -733,7 +721,7 @@
                 <w:noProof/>
                 <w:webHidden/>
               </w:rPr>
-              <w:instrText xml:space="preserve"> PAGEREF _Toc225115935 \h </w:instrText>
+              <w:instrText xml:space="preserve"> PAGEREF _Toc225118721 \h </w:instrText>
             </w:r>
             <w:r>
               <w:rPr>
@@ -779,7 +767,7 @@
               <w14:ligatures w14:val="standardContextual"/>
             </w:rPr>
           </w:pPr>
-          <w:hyperlink w:anchor="_Toc225115936" w:history="1">
+          <w:hyperlink w:anchor="_Toc225118722" w:history="1">
             <w:r>
               <w:rPr>
                 <w:rStyle w:val="Hyperlink"/>
@@ -807,7 +795,7 @@
                 <w:noProof/>
                 <w:webHidden/>
               </w:rPr>
-              <w:instrText xml:space="preserve"> PAGEREF _Toc225115936 \h </w:instrText>
+              <w:instrText xml:space="preserve"> PAGEREF _Toc225118722 \h </w:instrText>
             </w:r>
             <w:r>
               <w:rPr>
@@ -853,7 +841,7 @@
               <w14:ligatures w14:val="standardContextual"/>
             </w:rPr>
           </w:pPr>
-          <w:hyperlink w:anchor="_Toc225115937" w:history="1">
+          <w:hyperlink w:anchor="_Toc225118723" w:history="1">
             <w:r>
               <w:rPr>
                 <w:rStyle w:val="Hyperlink"/>
@@ -881,7 +869,7 @@
                 <w:noProof/>
                 <w:webHidden/>
               </w:rPr>
-              <w:instrText xml:space="preserve"> PAGEREF _Toc225115937 \h </w:instrText>
+              <w:instrText xml:space="preserve"> PAGEREF _Toc225118723 \h </w:instrText>
             </w:r>
             <w:r>
               <w:rPr>
@@ -927,7 +915,7 @@
               <w14:ligatures w14:val="standardContextual"/>
             </w:rPr>
           </w:pPr>
-          <w:hyperlink w:anchor="_Toc225115938" w:history="1">
+          <w:hyperlink w:anchor="_Toc225118724" w:history="1">
             <w:r>
               <w:rPr>
                 <w:rStyle w:val="Hyperlink"/>
@@ -955,7 +943,7 @@
                 <w:noProof/>
                 <w:webHidden/>
               </w:rPr>
-              <w:instrText xml:space="preserve"> PAGEREF _Toc225115938 \h </w:instrText>
+              <w:instrText xml:space="preserve"> PAGEREF _Toc225118724 \h </w:instrText>
             </w:r>
             <w:r>
               <w:rPr>
@@ -990,6 +978,7 @@
           <w:pPr>
             <w:pStyle w:val="TOC2"/>
             <w:rPr>
+              <w:rFonts w:asciiTheme="minorHAnsi" w:hAnsiTheme="minorHAnsi" w:cstheme="minorBidi"/>
               <w:kern w:val="2"/>
               <w:sz w:val="24"/>
               <w:szCs w:val="24"/>
@@ -997,7 +986,7 @@
               <w14:ligatures w14:val="standardContextual"/>
             </w:rPr>
           </w:pPr>
-          <w:hyperlink w:anchor="_Toc225115939" w:history="1">
+          <w:hyperlink w:anchor="_Toc225118725" w:history="1">
             <w:r>
               <w:rPr>
                 <w:rStyle w:val="Hyperlink"/>
@@ -1020,7 +1009,7 @@
               <w:rPr>
                 <w:webHidden/>
               </w:rPr>
-              <w:instrText xml:space="preserve"> PAGEREF _Toc225115939 \h </w:instrText>
+              <w:instrText xml:space="preserve"> PAGEREF _Toc225118725 \h </w:instrText>
             </w:r>
             <w:r>
               <w:rPr>
@@ -1051,6 +1040,9 @@
           <w:pPr>
             <w:pStyle w:val="TOC1"/>
             <w:rPr>
+              <w:rFonts w:asciiTheme="minorHAnsi" w:hAnsiTheme="minorHAnsi" w:cstheme="minorBidi"/>
+              <w:b w:val="0"/>
+              <w:bCs w:val="0"/>
               <w:kern w:val="2"/>
               <w:sz w:val="24"/>
               <w:szCs w:val="24"/>
@@ -1058,7 +1050,7 @@
               <w14:ligatures w14:val="standardContextual"/>
             </w:rPr>
           </w:pPr>
-          <w:hyperlink w:anchor="_Toc225115940" w:history="1">
+          <w:hyperlink w:anchor="_Toc225118726" w:history="1">
             <w:r>
               <w:rPr>
                 <w:rStyle w:val="Hyperlink"/>
@@ -1081,7 +1073,7 @@
               <w:rPr>
                 <w:webHidden/>
               </w:rPr>
-              <w:instrText xml:space="preserve"> PAGEREF _Toc225115940 \h </w:instrText>
+              <w:instrText xml:space="preserve"> PAGEREF _Toc225118726 \h </w:instrText>
             </w:r>
             <w:r>
               <w:rPr>
@@ -1112,6 +1104,7 @@
           <w:pPr>
             <w:pStyle w:val="TOC2"/>
             <w:rPr>
+              <w:rFonts w:asciiTheme="minorHAnsi" w:hAnsiTheme="minorHAnsi" w:cstheme="minorBidi"/>
               <w:kern w:val="2"/>
               <w:sz w:val="24"/>
               <w:szCs w:val="24"/>
@@ -1119,7 +1112,7 @@
               <w14:ligatures w14:val="standardContextual"/>
             </w:rPr>
           </w:pPr>
-          <w:hyperlink w:anchor="_Toc225115941" w:history="1">
+          <w:hyperlink w:anchor="_Toc225118727" w:history="1">
             <w:r>
               <w:rPr>
                 <w:rStyle w:val="Hyperlink"/>
@@ -1142,7 +1135,7 @@
               <w:rPr>
                 <w:webHidden/>
               </w:rPr>
-              <w:instrText xml:space="preserve"> PAGEREF _Toc225115941 \h </w:instrText>
+              <w:instrText xml:space="preserve"> PAGEREF _Toc225118727 \h </w:instrText>
             </w:r>
             <w:r>
               <w:rPr>
@@ -1173,6 +1166,7 @@
           <w:pPr>
             <w:pStyle w:val="TOC2"/>
             <w:rPr>
+              <w:rFonts w:asciiTheme="minorHAnsi" w:hAnsiTheme="minorHAnsi" w:cstheme="minorBidi"/>
               <w:kern w:val="2"/>
               <w:sz w:val="24"/>
               <w:szCs w:val="24"/>
@@ -1180,7 +1174,7 @@
               <w14:ligatures w14:val="standardContextual"/>
             </w:rPr>
           </w:pPr>
-          <w:hyperlink w:anchor="_Toc225115942" w:history="1">
+          <w:hyperlink w:anchor="_Toc225118728" w:history="1">
             <w:r>
               <w:rPr>
                 <w:rStyle w:val="Hyperlink"/>
@@ -1203,7 +1197,7 @@
               <w:rPr>
                 <w:webHidden/>
               </w:rPr>
-              <w:instrText xml:space="preserve"> PAGEREF _Toc225115942 \h </w:instrText>
+              <w:instrText xml:space="preserve"> PAGEREF _Toc225118728 \h </w:instrText>
             </w:r>
             <w:r>
               <w:rPr>
@@ -1234,6 +1228,7 @@
           <w:pPr>
             <w:pStyle w:val="TOC2"/>
             <w:rPr>
+              <w:rFonts w:asciiTheme="minorHAnsi" w:hAnsiTheme="minorHAnsi" w:cstheme="minorBidi"/>
               <w:kern w:val="2"/>
               <w:sz w:val="24"/>
               <w:szCs w:val="24"/>
@@ -1241,7 +1236,7 @@
               <w14:ligatures w14:val="standardContextual"/>
             </w:rPr>
           </w:pPr>
-          <w:hyperlink w:anchor="_Toc225115943" w:history="1">
+          <w:hyperlink w:anchor="_Toc225118729" w:history="1">
             <w:r>
               <w:rPr>
                 <w:rStyle w:val="Hyperlink"/>
@@ -1264,7 +1259,7 @@
               <w:rPr>
                 <w:webHidden/>
               </w:rPr>
-              <w:instrText xml:space="preserve"> PAGEREF _Toc225115943 \h </w:instrText>
+              <w:instrText xml:space="preserve"> PAGEREF _Toc225118729 \h </w:instrText>
             </w:r>
             <w:r>
               <w:rPr>
@@ -1295,6 +1290,7 @@
           <w:pPr>
             <w:pStyle w:val="TOC2"/>
             <w:rPr>
+              <w:rFonts w:asciiTheme="minorHAnsi" w:hAnsiTheme="minorHAnsi" w:cstheme="minorBidi"/>
               <w:kern w:val="2"/>
               <w:sz w:val="24"/>
               <w:szCs w:val="24"/>
@@ -1302,7 +1298,7 @@
               <w14:ligatures w14:val="standardContextual"/>
             </w:rPr>
           </w:pPr>
-          <w:hyperlink w:anchor="_Toc225115944" w:history="1">
+          <w:hyperlink w:anchor="_Toc225118730" w:history="1">
             <w:r>
               <w:rPr>
                 <w:rStyle w:val="Hyperlink"/>
@@ -1325,7 +1321,7 @@
               <w:rPr>
                 <w:webHidden/>
               </w:rPr>
-              <w:instrText xml:space="preserve"> PAGEREF _Toc225115944 \h </w:instrText>
+              <w:instrText xml:space="preserve"> PAGEREF _Toc225118730 \h </w:instrText>
             </w:r>
             <w:r>
               <w:rPr>
@@ -1356,6 +1352,7 @@
           <w:pPr>
             <w:pStyle w:val="TOC2"/>
             <w:rPr>
+              <w:rFonts w:asciiTheme="minorHAnsi" w:hAnsiTheme="minorHAnsi" w:cstheme="minorBidi"/>
               <w:kern w:val="2"/>
               <w:sz w:val="24"/>
               <w:szCs w:val="24"/>
@@ -1363,7 +1360,7 @@
               <w14:ligatures w14:val="standardContextual"/>
             </w:rPr>
           </w:pPr>
-          <w:hyperlink w:anchor="_Toc225115945" w:history="1">
+          <w:hyperlink w:anchor="_Toc225118731" w:history="1">
             <w:r>
               <w:rPr>
                 <w:rStyle w:val="Hyperlink"/>
@@ -1386,7 +1383,7 @@
               <w:rPr>
                 <w:webHidden/>
               </w:rPr>
-              <w:instrText xml:space="preserve"> PAGEREF _Toc225115945 \h </w:instrText>
+              <w:instrText xml:space="preserve"> PAGEREF _Toc225118731 \h </w:instrText>
             </w:r>
             <w:r>
               <w:rPr>
@@ -1417,6 +1414,9 @@
           <w:pPr>
             <w:pStyle w:val="TOC1"/>
             <w:rPr>
+              <w:rFonts w:asciiTheme="minorHAnsi" w:hAnsiTheme="minorHAnsi" w:cstheme="minorBidi"/>
+              <w:b w:val="0"/>
+              <w:bCs w:val="0"/>
               <w:kern w:val="2"/>
               <w:sz w:val="24"/>
               <w:szCs w:val="24"/>
@@ -1424,7 +1424,7 @@
               <w14:ligatures w14:val="standardContextual"/>
             </w:rPr>
           </w:pPr>
-          <w:hyperlink w:anchor="_Toc225115946" w:history="1">
+          <w:hyperlink w:anchor="_Toc225118732" w:history="1">
             <w:r>
               <w:rPr>
                 <w:rStyle w:val="Hyperlink"/>
@@ -1447,7 +1447,7 @@
               <w:rPr>
                 <w:webHidden/>
               </w:rPr>
-              <w:instrText xml:space="preserve"> PAGEREF _Toc225115946 \h </w:instrText>
+              <w:instrText xml:space="preserve"> PAGEREF _Toc225118732 \h </w:instrText>
             </w:r>
             <w:r>
               <w:rPr>
@@ -1478,6 +1478,7 @@
           <w:pPr>
             <w:pStyle w:val="TOC2"/>
             <w:rPr>
+              <w:rFonts w:asciiTheme="minorHAnsi" w:hAnsiTheme="minorHAnsi" w:cstheme="minorBidi"/>
               <w:kern w:val="2"/>
               <w:sz w:val="24"/>
               <w:szCs w:val="24"/>
@@ -1485,7 +1486,7 @@
               <w14:ligatures w14:val="standardContextual"/>
             </w:rPr>
           </w:pPr>
-          <w:hyperlink w:anchor="_Toc225115947" w:history="1">
+          <w:hyperlink w:anchor="_Toc225118733" w:history="1">
             <w:r>
               <w:rPr>
                 <w:rStyle w:val="Hyperlink"/>
@@ -1508,7 +1509,7 @@
               <w:rPr>
                 <w:webHidden/>
               </w:rPr>
-              <w:instrText xml:space="preserve"> PAGEREF _Toc225115947 \h </w:instrText>
+              <w:instrText xml:space="preserve"> PAGEREF _Toc225118733 \h </w:instrText>
             </w:r>
             <w:r>
               <w:rPr>
@@ -1539,6 +1540,7 @@
           <w:pPr>
             <w:pStyle w:val="TOC2"/>
             <w:rPr>
+              <w:rFonts w:asciiTheme="minorHAnsi" w:hAnsiTheme="minorHAnsi" w:cstheme="minorBidi"/>
               <w:kern w:val="2"/>
               <w:sz w:val="24"/>
               <w:szCs w:val="24"/>
@@ -1546,7 +1548,7 @@
               <w14:ligatures w14:val="standardContextual"/>
             </w:rPr>
           </w:pPr>
-          <w:hyperlink w:anchor="_Toc225115948" w:history="1">
+          <w:hyperlink w:anchor="_Toc225118734" w:history="1">
             <w:r>
               <w:rPr>
                 <w:rStyle w:val="Hyperlink"/>
@@ -1569,7 +1571,7 @@
               <w:rPr>
                 <w:webHidden/>
               </w:rPr>
-              <w:instrText xml:space="preserve"> PAGEREF _Toc225115948 \h </w:instrText>
+              <w:instrText xml:space="preserve"> PAGEREF _Toc225118734 \h </w:instrText>
             </w:r>
             <w:r>
               <w:rPr>
@@ -1600,6 +1602,9 @@
           <w:pPr>
             <w:pStyle w:val="TOC1"/>
             <w:rPr>
+              <w:rFonts w:asciiTheme="minorHAnsi" w:hAnsiTheme="minorHAnsi" w:cstheme="minorBidi"/>
+              <w:b w:val="0"/>
+              <w:bCs w:val="0"/>
               <w:kern w:val="2"/>
               <w:sz w:val="24"/>
               <w:szCs w:val="24"/>
@@ -1607,7 +1612,7 @@
               <w14:ligatures w14:val="standardContextual"/>
             </w:rPr>
           </w:pPr>
-          <w:hyperlink w:anchor="_Toc225115949" w:history="1">
+          <w:hyperlink w:anchor="_Toc225118735" w:history="1">
             <w:r>
               <w:rPr>
                 <w:rStyle w:val="Hyperlink"/>
@@ -1630,7 +1635,7 @@
               <w:rPr>
                 <w:webHidden/>
               </w:rPr>
-              <w:instrText xml:space="preserve"> PAGEREF _Toc225115949 \h </w:instrText>
+              <w:instrText xml:space="preserve"> PAGEREF _Toc225118735 \h </w:instrText>
             </w:r>
             <w:r>
               <w:rPr>
@@ -1661,6 +1666,9 @@
           <w:pPr>
             <w:pStyle w:val="TOC1"/>
             <w:rPr>
+              <w:rFonts w:asciiTheme="minorHAnsi" w:hAnsiTheme="minorHAnsi" w:cstheme="minorBidi"/>
+              <w:b w:val="0"/>
+              <w:bCs w:val="0"/>
               <w:kern w:val="2"/>
               <w:sz w:val="24"/>
               <w:szCs w:val="24"/>
@@ -1668,7 +1676,7 @@
               <w14:ligatures w14:val="standardContextual"/>
             </w:rPr>
           </w:pPr>
-          <w:hyperlink w:anchor="_Toc225115950" w:history="1">
+          <w:hyperlink w:anchor="_Toc225118736" w:history="1">
             <w:r>
               <w:rPr>
                 <w:rStyle w:val="Hyperlink"/>
@@ -1691,7 +1699,7 @@
               <w:rPr>
                 <w:webHidden/>
               </w:rPr>
-              <w:instrText xml:space="preserve"> PAGEREF _Toc225115950 \h </w:instrText>
+              <w:instrText xml:space="preserve"> PAGEREF _Toc225118736 \h </w:instrText>
             </w:r>
             <w:r>
               <w:rPr>
@@ -1764,7 +1772,7 @@
           <w:rFonts w:ascii="Times New Roman" w:hAnsi="Times New Roman" w:cs="Times New Roman"/>
         </w:rPr>
       </w:pPr>
-      <w:bookmarkStart w:id="0" w:name="_Toc225115930"/>
+      <w:bookmarkStart w:id="0" w:name="_Toc225118716"/>
       <w:r>
         <w:rPr>
           <w:rFonts w:ascii="Times New Roman" w:hAnsi="Times New Roman" w:cs="Times New Roman"/>
@@ -1818,7 +1826,7 @@
           <w:rFonts w:ascii="Times New Roman" w:hAnsi="Times New Roman" w:cs="Times New Roman"/>
         </w:rPr>
       </w:pPr>
-      <w:bookmarkStart w:id="1" w:name="_Toc225115931"/>
+      <w:bookmarkStart w:id="1" w:name="_Toc225118717"/>
       <w:r>
         <w:rPr>
           <w:rFonts w:ascii="Times New Roman" w:hAnsi="Times New Roman" w:cs="Times New Roman"/>
@@ -1835,7 +1843,7 @@
           <w:rFonts w:ascii="Times New Roman" w:hAnsi="Times New Roman" w:cs="Times New Roman"/>
         </w:rPr>
       </w:pPr>
-      <w:bookmarkStart w:id="2" w:name="_Toc225115932"/>
+      <w:bookmarkStart w:id="2" w:name="_Toc225118718"/>
       <w:r>
         <w:rPr>
           <w:rFonts w:ascii="Times New Roman" w:hAnsi="Times New Roman" w:cs="Times New Roman"/>
@@ -3010,7 +3018,7 @@
           <w:rFonts w:ascii="Times New Roman" w:hAnsi="Times New Roman" w:cs="Times New Roman"/>
         </w:rPr>
       </w:pPr>
-      <w:bookmarkStart w:id="3" w:name="_Toc225115933"/>
+      <w:bookmarkStart w:id="3" w:name="_Toc225118719"/>
       <w:r>
         <w:rPr>
           <w:rFonts w:ascii="Times New Roman" w:hAnsi="Times New Roman" w:cs="Times New Roman"/>
@@ -3058,7 +3066,7 @@
           <w:rFonts w:ascii="Times New Roman" w:hAnsi="Times New Roman" w:cs="Times New Roman"/>
         </w:rPr>
       </w:pPr>
-      <w:bookmarkStart w:id="4" w:name="_Toc225115934"/>
+      <w:bookmarkStart w:id="4" w:name="_Toc225118720"/>
       <w:r>
         <w:rPr>
           <w:rFonts w:ascii="Times New Roman" w:hAnsi="Times New Roman" w:cs="Times New Roman"/>
@@ -3161,7 +3169,7 @@
           <w:rFonts w:ascii="Times New Roman" w:hAnsi="Times New Roman" w:cs="Times New Roman"/>
         </w:rPr>
       </w:pPr>
-      <w:bookmarkStart w:id="5" w:name="_Toc225115935"/>
+      <w:bookmarkStart w:id="5" w:name="_Toc225118721"/>
       <w:r>
         <w:rPr>
           <w:rFonts w:ascii="Times New Roman" w:hAnsi="Times New Roman" w:cs="Times New Roman"/>
@@ -3232,7 +3240,7 @@
           <w:rFonts w:ascii="Times New Roman" w:hAnsi="Times New Roman" w:cs="Times New Roman"/>
         </w:rPr>
       </w:pPr>
-      <w:bookmarkStart w:id="6" w:name="_Toc225115936"/>
+      <w:bookmarkStart w:id="6" w:name="_Toc225118722"/>
       <w:r>
         <w:rPr>
           <w:rFonts w:ascii="Times New Roman" w:hAnsi="Times New Roman" w:cs="Times New Roman"/>
@@ -3331,7 +3339,7 @@
           <w:rFonts w:ascii="Times New Roman" w:hAnsi="Times New Roman" w:cs="Times New Roman"/>
         </w:rPr>
       </w:pPr>
-      <w:bookmarkStart w:id="7" w:name="_Toc225115937"/>
+      <w:bookmarkStart w:id="7" w:name="_Toc225118723"/>
       <w:r>
         <w:rPr>
           <w:rFonts w:ascii="Times New Roman" w:hAnsi="Times New Roman" w:cs="Times New Roman"/>
@@ -3380,7 +3388,7 @@
           <w:rFonts w:ascii="Times New Roman" w:hAnsi="Times New Roman" w:cs="Times New Roman"/>
         </w:rPr>
       </w:pPr>
-      <w:bookmarkStart w:id="8" w:name="_Toc225115938"/>
+      <w:bookmarkStart w:id="8" w:name="_Toc225118724"/>
       <w:r>
         <w:rPr>
           <w:rFonts w:ascii="Times New Roman" w:hAnsi="Times New Roman" w:cs="Times New Roman"/>
@@ -3447,7 +3455,7 @@
           <w:rFonts w:ascii="Times New Roman" w:hAnsi="Times New Roman" w:cs="Times New Roman"/>
         </w:rPr>
       </w:pPr>
-      <w:bookmarkStart w:id="9" w:name="_Toc225115939"/>
+      <w:bookmarkStart w:id="9" w:name="_Toc225118725"/>
       <w:r>
         <w:rPr>
           <w:rFonts w:ascii="Times New Roman" w:hAnsi="Times New Roman" w:cs="Times New Roman"/>
@@ -3497,7 +3505,13 @@
         <w:rPr>
           <w:rFonts w:ascii="Times New Roman" w:hAnsi="Times New Roman" w:cs="Times New Roman"/>
         </w:rPr>
-        <w:t xml:space="preserve">as the classification algorithm </w:t>
+        <w:t xml:space="preserve">as the classification </w:t>
+      </w:r>
+      <w:r>
+        <w:rPr>
+          <w:rFonts w:ascii="Times New Roman" w:hAnsi="Times New Roman" w:cs="Times New Roman"/>
+        </w:rPr>
+        <w:t xml:space="preserve">algorithm </w:t>
       </w:r>
       <w:r>
         <w:rPr>
@@ -3520,7 +3534,6 @@
       <w:r>
         <w:rPr>
           <w:rFonts w:ascii="Times New Roman" w:hAnsi="Times New Roman" w:cs="Times New Roman"/>
-          <w:highlight w:val="yellow"/>
         </w:rPr>
         <w:t>(</w:t>
       </w:r>
@@ -3528,7 +3541,6 @@
       <w:r>
         <w:rPr>
           <w:rFonts w:ascii="Times New Roman" w:hAnsi="Times New Roman" w:cs="Times New Roman"/>
-          <w:highlight w:val="yellow"/>
         </w:rPr>
         <w:t>Tripepi</w:t>
       </w:r>
@@ -3536,14 +3548,12 @@
       <w:r>
         <w:rPr>
           <w:rFonts w:ascii="Times New Roman" w:hAnsi="Times New Roman" w:cs="Times New Roman"/>
-          <w:highlight w:val="yellow"/>
         </w:rPr>
         <w:t xml:space="preserve"> et al., 2008)</w:t>
       </w:r>
       <w:r>
         <w:rPr>
           <w:rFonts w:ascii="Times New Roman" w:hAnsi="Times New Roman" w:cs="Times New Roman"/>
-          <w:highlight w:val="yellow"/>
         </w:rPr>
         <w:t>.</w:t>
       </w:r>
@@ -3611,40 +3621,19 @@
         <w:rPr>
           <w:rFonts w:ascii="Times New Roman" w:hAnsi="Times New Roman" w:cs="Times New Roman"/>
         </w:rPr>
-        <w:t xml:space="preserve"> to its frequency in the training data </w:t>
-      </w:r>
-      <w:r>
-        <w:rPr>
-          <w:rFonts w:ascii="Times New Roman" w:hAnsi="Times New Roman" w:cs="Times New Roman"/>
-          <w:highlight w:val="yellow"/>
-        </w:rPr>
-        <w:t>(Scikit-learn developers, n.d.</w:t>
-      </w:r>
-      <w:r>
-        <w:rPr>
-          <w:rFonts w:ascii="Times New Roman" w:hAnsi="Times New Roman" w:cs="Times New Roman"/>
-        </w:rPr>
-        <w:t xml:space="preserve"> </w:t>
-      </w:r>
-      <w:r>
-        <w:rPr>
-          <w:rFonts w:ascii="Times New Roman" w:hAnsi="Times New Roman" w:cs="Times New Roman"/>
-          <w:highlight w:val="yellow"/>
-        </w:rPr>
-        <w:t>-a</w:t>
-      </w:r>
-      <w:r>
-        <w:rPr>
-          <w:rFonts w:ascii="Times New Roman" w:hAnsi="Times New Roman" w:cs="Times New Roman"/>
-          <w:highlight w:val="yellow"/>
-        </w:rPr>
-        <w:t>)</w:t>
-      </w:r>
-      <w:r>
-        <w:rPr>
-          <w:rFonts w:ascii="Times New Roman" w:hAnsi="Times New Roman" w:cs="Times New Roman"/>
-        </w:rPr>
-        <w:t xml:space="preserve">. This will then penalize the model more heavily for missing a high-risk order, since in this business case missing a high-risk order is more dangerous than missing a low-risk order. </w:t>
+        <w:t xml:space="preserve"> to its frequency in the training data (Scikit-learn developers, n.d.</w:t>
+      </w:r>
+      <w:r>
+        <w:rPr>
+          <w:rFonts w:ascii="Times New Roman" w:hAnsi="Times New Roman" w:cs="Times New Roman"/>
+        </w:rPr>
+        <w:t xml:space="preserve"> -a</w:t>
+      </w:r>
+      <w:r>
+        <w:rPr>
+          <w:rFonts w:ascii="Times New Roman" w:hAnsi="Times New Roman" w:cs="Times New Roman"/>
+        </w:rPr>
+        <w:t xml:space="preserve">). This will then penalize the model more heavily for missing a high-risk order, since in this business case missing a high-risk order is more dangerous than missing a low-risk order. </w:t>
       </w:r>
     </w:p>
     <w:p>
@@ -3697,28 +3686,8 @@
       <w:r>
         <w:rPr>
           <w:rFonts w:ascii="Times New Roman" w:hAnsi="Times New Roman" w:cs="Times New Roman"/>
-          <w:highlight w:val="yellow"/>
-        </w:rPr>
-        <w:t>(Scikit-learn developers, n.d.</w:t>
-      </w:r>
-      <w:r>
-        <w:rPr>
-          <w:rFonts w:ascii="Times New Roman" w:hAnsi="Times New Roman" w:cs="Times New Roman"/>
-        </w:rPr>
-        <w:t xml:space="preserve"> </w:t>
-      </w:r>
-      <w:r>
-        <w:rPr>
-          <w:rFonts w:ascii="Times New Roman" w:hAnsi="Times New Roman" w:cs="Times New Roman"/>
-          <w:highlight w:val="yellow"/>
-        </w:rPr>
-        <w:t>-b)</w:t>
-      </w:r>
-      <w:r>
-        <w:rPr>
-          <w:rFonts w:ascii="Times New Roman" w:hAnsi="Times New Roman" w:cs="Times New Roman"/>
-        </w:rPr>
-        <w:t xml:space="preserve">. </w:t>
+        </w:rPr>
+        <w:t xml:space="preserve">(Scikit-learn developers, n.d. -b). </w:t>
       </w:r>
       <w:r>
         <w:rPr>
@@ -3751,7 +3720,7 @@
           <w:rFonts w:ascii="Times New Roman" w:hAnsi="Times New Roman" w:cs="Times New Roman"/>
         </w:rPr>
       </w:pPr>
-      <w:bookmarkStart w:id="10" w:name="_Toc225115940"/>
+      <w:bookmarkStart w:id="10" w:name="_Toc225118726"/>
       <w:r>
         <w:rPr>
           <w:rFonts w:ascii="Times New Roman" w:hAnsi="Times New Roman" w:cs="Times New Roman"/>
@@ -3767,7 +3736,7 @@
           <w:rFonts w:ascii="Times New Roman" w:hAnsi="Times New Roman" w:cs="Times New Roman"/>
         </w:rPr>
       </w:pPr>
-      <w:bookmarkStart w:id="11" w:name="_Toc225115941"/>
+      <w:bookmarkStart w:id="11" w:name="_Toc225118727"/>
       <w:r>
         <w:rPr>
           <w:rFonts w:ascii="Times New Roman" w:hAnsi="Times New Roman" w:cs="Times New Roman"/>
@@ -4050,7 +4019,7 @@
           <w:rFonts w:ascii="Times New Roman" w:hAnsi="Times New Roman" w:cs="Times New Roman"/>
         </w:rPr>
       </w:pPr>
-      <w:bookmarkStart w:id="12" w:name="_Toc225115942"/>
+      <w:bookmarkStart w:id="12" w:name="_Toc225118728"/>
       <w:r>
         <w:rPr>
           <w:rFonts w:ascii="Times New Roman" w:hAnsi="Times New Roman" w:cs="Times New Roman"/>
@@ -4436,7 +4405,7 @@
           <w:rFonts w:ascii="Times New Roman" w:hAnsi="Times New Roman" w:cs="Times New Roman"/>
         </w:rPr>
       </w:pPr>
-      <w:bookmarkStart w:id="13" w:name="_Toc225115943"/>
+      <w:bookmarkStart w:id="13" w:name="_Toc225118729"/>
       <w:r>
         <w:rPr>
           <w:rFonts w:ascii="Times New Roman" w:hAnsi="Times New Roman" w:cs="Times New Roman"/>
@@ -4783,7 +4752,7 @@
           <w:rFonts w:ascii="Times New Roman" w:hAnsi="Times New Roman" w:cs="Times New Roman"/>
         </w:rPr>
       </w:pPr>
-      <w:bookmarkStart w:id="14" w:name="_Toc225115944"/>
+      <w:bookmarkStart w:id="14" w:name="_Toc225118730"/>
       <w:r>
         <w:rPr>
           <w:rFonts w:ascii="Times New Roman" w:hAnsi="Times New Roman" w:cs="Times New Roman"/>
@@ -5086,7 +5055,7 @@
           <w:rFonts w:ascii="Times New Roman" w:hAnsi="Times New Roman" w:cs="Times New Roman"/>
         </w:rPr>
       </w:pPr>
-      <w:bookmarkStart w:id="15" w:name="_Toc225115945"/>
+      <w:bookmarkStart w:id="15" w:name="_Toc225118731"/>
       <w:r>
         <w:rPr>
           <w:rFonts w:ascii="Times New Roman" w:hAnsi="Times New Roman" w:cs="Times New Roman"/>
@@ -5304,7 +5273,7 @@
           <w:rFonts w:ascii="Times New Roman" w:hAnsi="Times New Roman" w:cs="Times New Roman"/>
         </w:rPr>
       </w:pPr>
-      <w:bookmarkStart w:id="16" w:name="_Toc225115946"/>
+      <w:bookmarkStart w:id="16" w:name="_Toc225118732"/>
       <w:r>
         <w:rPr>
           <w:rFonts w:ascii="Times New Roman" w:hAnsi="Times New Roman" w:cs="Times New Roman"/>
@@ -5320,7 +5289,7 @@
           <w:rFonts w:ascii="Times New Roman" w:hAnsi="Times New Roman" w:cs="Times New Roman"/>
         </w:rPr>
       </w:pPr>
-      <w:bookmarkStart w:id="17" w:name="_Toc225115947"/>
+      <w:bookmarkStart w:id="17" w:name="_Toc225118733"/>
       <w:r>
         <w:rPr>
           <w:rFonts w:ascii="Times New Roman" w:hAnsi="Times New Roman" w:cs="Times New Roman"/>
@@ -5448,12 +5417,11 @@
           <w:rFonts w:ascii="Times New Roman" w:hAnsi="Times New Roman" w:cs="Times New Roman"/>
         </w:rPr>
       </w:pPr>
-      <w:bookmarkStart w:id="18" w:name="_Toc225115948"/>
-      <w:r>
-        <w:rPr>
-          <w:rFonts w:ascii="Times New Roman" w:hAnsi="Times New Roman" w:cs="Times New Roman"/>
-        </w:rPr>
-        <w:lastRenderedPageBreak/>
+      <w:bookmarkStart w:id="18" w:name="_Toc225118734"/>
+      <w:r>
+        <w:rPr>
+          <w:rFonts w:ascii="Times New Roman" w:hAnsi="Times New Roman" w:cs="Times New Roman"/>
+        </w:rPr>
         <w:t>4.2 – Discussion</w:t>
       </w:r>
       <w:r>
@@ -5474,7 +5442,38 @@
         <w:rPr>
           <w:rFonts w:ascii="Times New Roman" w:hAnsi="Times New Roman" w:cs="Times New Roman"/>
         </w:rPr>
-        <w:t>The model was able to achieve an F1-score of 0.28 for the high-risk class, however it falls significantly short of the 0.70 target for this project. This gap is not a result of a single issue but rather a combination of limitations that constrain what logistic regression classification can achieve on this dataset.</w:t>
+        <w:t xml:space="preserve">The model was able to achieve an F1-score of 0.28 </w:t>
+      </w:r>
+      <w:r>
+        <w:rPr>
+          <w:rFonts w:ascii="Times New Roman" w:hAnsi="Times New Roman" w:cs="Times New Roman"/>
+        </w:rPr>
+        <w:t xml:space="preserve">after threshold tuning </w:t>
+      </w:r>
+      <w:r>
+        <w:rPr>
+          <w:rFonts w:ascii="Times New Roman" w:hAnsi="Times New Roman" w:cs="Times New Roman"/>
+        </w:rPr>
+        <w:t xml:space="preserve">for the high-risk class, however it falls significantly short of the 0.70 target for this project. </w:t>
+      </w:r>
+      <w:r>
+        <w:rPr>
+          <w:rFonts w:ascii="Times New Roman" w:hAnsi="Times New Roman" w:cs="Times New Roman"/>
+        </w:rPr>
+        <w:t xml:space="preserve">Without threshold tuning the model was only </w:t>
+      </w:r>
+      <w:r>
+        <w:rPr>
+          <w:rFonts w:ascii="Times New Roman" w:hAnsi="Times New Roman" w:cs="Times New Roman"/>
+        </w:rPr>
+        <w:lastRenderedPageBreak/>
+        <w:t xml:space="preserve">able to achieve an F1-score of 0.19. </w:t>
+      </w:r>
+      <w:r>
+        <w:rPr>
+          <w:rFonts w:ascii="Times New Roman" w:hAnsi="Times New Roman" w:cs="Times New Roman"/>
+        </w:rPr>
+        <w:t>This gap is not a result of a single issue but rather a combination of limitations that constrain what logistic regression classification can achieve on this dataset.</w:t>
       </w:r>
     </w:p>
     <w:p>
@@ -5561,7 +5560,7 @@
           <w:rFonts w:ascii="Times New Roman" w:hAnsi="Times New Roman" w:cs="Times New Roman"/>
         </w:rPr>
       </w:pPr>
-      <w:bookmarkStart w:id="19" w:name="_Toc225115949"/>
+      <w:bookmarkStart w:id="19" w:name="_Toc225118735"/>
       <w:r>
         <w:rPr>
           <w:rFonts w:ascii="Times New Roman" w:hAnsi="Times New Roman" w:cs="Times New Roman"/>
@@ -5636,7 +5635,7 @@
           <w:rFonts w:ascii="Times New Roman" w:hAnsi="Times New Roman" w:cs="Times New Roman"/>
         </w:rPr>
       </w:pPr>
-      <w:bookmarkStart w:id="20" w:name="_Toc225115950"/>
+      <w:bookmarkStart w:id="20" w:name="_Toc225118736"/>
       <w:r>
         <w:rPr>
           <w:rFonts w:ascii="Times New Roman" w:hAnsi="Times New Roman" w:cs="Times New Roman"/>
